--- a/7. VISIÓN INTEGRAL DE LOS MÓDULOS.docx
+++ b/7. VISIÓN INTEGRAL DE LOS MÓDULOS.docx
@@ -52,7 +52,7 @@
         <w:jc w:val="both"/>
         <w:rPr>
           <w:rFonts w:ascii="Arial" w:eastAsia="Times New Roman" w:hAnsi="Arial" w:cs="Arial"/>
-          <w:lang w:val="es-PE" w:eastAsia="es-PE"/>
+          <w:lang w:eastAsia="es-PE"/>
         </w:rPr>
       </w:pPr>
       <w:r>
@@ -102,7 +102,28 @@
           <w:rFonts w:ascii="Arial" w:eastAsia="Times New Roman" w:hAnsi="Arial" w:cs="Arial"/>
           <w:lang w:val="es-PE" w:eastAsia="es-PE"/>
         </w:rPr>
-        <w:t>y custodia del predio. Con ello, fortalece la trazabilidad, consistencia y disponibilidad de los datos, conforme al Decreto Legislativo N.° 1192, sus modificatorias y las fichas de procesos aprobadas de la DDP.</w:t>
+        <w:t>y custodia del predio. Con ello, fortalece la trazabilidad, consistencia y disponibilidad de los datos, conforme al Decreto Legislativo N.° 1192</w:t>
+      </w:r>
+      <w:r>
+        <w:rPr>
+          <w:rFonts w:ascii="Arial" w:eastAsia="Times New Roman" w:hAnsi="Arial" w:cs="Arial"/>
+          <w:lang w:val="es-PE" w:eastAsia="es-PE"/>
+        </w:rPr>
+        <w:t xml:space="preserve"> </w:t>
+      </w:r>
+      <w:r>
+        <w:rPr>
+          <w:rFonts w:ascii="Arial" w:eastAsia="Times New Roman" w:hAnsi="Arial" w:cs="Arial"/>
+          <w:lang w:val="es-PE" w:eastAsia="es-PE"/>
+        </w:rPr>
+        <w:t>y las fichas de procesos aprobadas de la DDP.</w:t>
+      </w:r>
+      <w:r>
+        <w:rPr>
+          <w:rFonts w:ascii="Arial" w:eastAsia="Times New Roman" w:hAnsi="Arial" w:cs="Arial"/>
+          <w:lang w:val="es-PE" w:eastAsia="es-PE"/>
+        </w:rPr>
+        <w:t>¿7</w:t>
       </w:r>
     </w:p>
     <w:p>
@@ -131,10 +152,10 @@
           <w:lang w:val="es-PE" w:eastAsia="es-PE"/>
         </w:rPr>
         <w:drawing>
-          <wp:inline distT="0" distB="0" distL="0" distR="0" wp14:anchorId="41494C0B" wp14:editId="33F718EA">
-            <wp:extent cx="8854016" cy="3322312"/>
-            <wp:effectExtent l="19050" t="19050" r="23495" b="12065"/>
-            <wp:docPr id="1112156463" name="Imagen 6"/>
+          <wp:inline distT="0" distB="0" distL="0" distR="0" wp14:anchorId="0200BD3C" wp14:editId="25601618">
+            <wp:extent cx="8891270" cy="3402965"/>
+            <wp:effectExtent l="0" t="0" r="5080" b="6985"/>
+            <wp:docPr id="1929835019" name="Imagen 6"/>
             <wp:cNvGraphicFramePr>
               <a:graphicFrameLocks xmlns:a="http://schemas.openxmlformats.org/drawingml/2006/main" noChangeAspect="1"/>
             </wp:cNvGraphicFramePr>
@@ -142,7 +163,7 @@
               <a:graphicData uri="http://schemas.openxmlformats.org/drawingml/2006/picture">
                 <pic:pic xmlns:pic="http://schemas.openxmlformats.org/drawingml/2006/picture">
                   <pic:nvPicPr>
-                    <pic:cNvPr id="0" name="Picture 13"/>
+                    <pic:cNvPr id="0" name="Picture 23"/>
                     <pic:cNvPicPr>
                       <a:picLocks noChangeAspect="1" noChangeArrowheads="1"/>
                     </pic:cNvPicPr>
@@ -163,18 +184,14 @@
                   <pic:spPr bwMode="auto">
                     <a:xfrm>
                       <a:off x="0" y="0"/>
-                      <a:ext cx="8870556" cy="3328518"/>
+                      <a:ext cx="8891270" cy="3402965"/>
                     </a:xfrm>
                     <a:prstGeom prst="rect">
                       <a:avLst/>
                     </a:prstGeom>
                     <a:noFill/>
-                    <a:ln w="3175">
-                      <a:solidFill>
-                        <a:schemeClr val="accent2">
-                          <a:lumMod val="50000"/>
-                        </a:schemeClr>
-                      </a:solidFill>
+                    <a:ln>
+                      <a:noFill/>
                     </a:ln>
                   </pic:spPr>
                 </pic:pic>
@@ -192,6 +209,26 @@
           <w:rFonts w:ascii="Arial" w:eastAsia="Times New Roman" w:hAnsi="Arial" w:cs="Arial"/>
           <w:lang w:val="es-PE" w:eastAsia="es-PE"/>
         </w:rPr>
+      </w:pPr>
+    </w:p>
+    <w:p>
+      <w:pPr>
+        <w:spacing w:after="0" w:line="276" w:lineRule="auto"/>
+        <w:jc w:val="both"/>
+        <w:rPr>
+          <w:rFonts w:ascii="Arial" w:eastAsia="Times New Roman" w:hAnsi="Arial" w:cs="Arial"/>
+          <w:lang w:val="es-PE" w:eastAsia="es-PE"/>
+        </w:rPr>
+      </w:pPr>
+    </w:p>
+    <w:p>
+      <w:pPr>
+        <w:spacing w:after="0" w:line="276" w:lineRule="auto"/>
+        <w:jc w:val="both"/>
+        <w:rPr>
+          <w:rFonts w:ascii="Arial" w:eastAsia="Times New Roman" w:hAnsi="Arial" w:cs="Arial"/>
+          <w:lang w:val="es-PE" w:eastAsia="es-PE"/>
+        </w:rPr>
         <w:sectPr>
           <w:pgSz w:w="16838" w:h="11906" w:orient="landscape"/>
           <w:pgMar w:top="1701" w:right="1418" w:bottom="1701" w:left="1418" w:header="709" w:footer="709" w:gutter="0"/>
@@ -261,7 +298,35 @@
           <w:rFonts w:ascii="Arial" w:eastAsia="Times New Roman" w:hAnsi="Arial" w:cs="Arial"/>
           <w:lang w:val="es-PE" w:eastAsia="es-PE"/>
         </w:rPr>
-        <w:t>El proceso inicia con el registro y parametrización del proyecto, consolidando los antecedentes técnicos y legales del mismo, y configurando los parámetros operativos previos para el proceso de gestión de predios.</w:t>
+        <w:t xml:space="preserve">El proceso inicia con el registro y parametrización del proyecto, consolidando los antecedentes técnicos y legales del mismo, y configurando los parámetros operativos previos para el proceso de </w:t>
+      </w:r>
+      <w:r>
+        <w:rPr>
+          <w:rFonts w:ascii="Arial" w:eastAsia="Times New Roman" w:hAnsi="Arial" w:cs="Arial"/>
+          <w:lang w:val="es-PE" w:eastAsia="es-PE"/>
+        </w:rPr>
+        <w:t>G</w:t>
+      </w:r>
+      <w:r>
+        <w:rPr>
+          <w:rFonts w:ascii="Arial" w:eastAsia="Times New Roman" w:hAnsi="Arial" w:cs="Arial"/>
+          <w:lang w:val="es-PE" w:eastAsia="es-PE"/>
+        </w:rPr>
+        <w:t xml:space="preserve">estión de </w:t>
+      </w:r>
+      <w:r>
+        <w:rPr>
+          <w:rFonts w:ascii="Arial" w:eastAsia="Times New Roman" w:hAnsi="Arial" w:cs="Arial"/>
+          <w:lang w:val="es-PE" w:eastAsia="es-PE"/>
+        </w:rPr>
+        <w:t>P</w:t>
+      </w:r>
+      <w:r>
+        <w:rPr>
+          <w:rFonts w:ascii="Arial" w:eastAsia="Times New Roman" w:hAnsi="Arial" w:cs="Arial"/>
+          <w:lang w:val="es-PE" w:eastAsia="es-PE"/>
+        </w:rPr>
+        <w:t>redios.</w:t>
       </w:r>
     </w:p>
     <w:p>
@@ -375,23 +440,7 @@
           <w:rFonts w:ascii="Arial" w:eastAsia="Times New Roman" w:hAnsi="Arial" w:cs="Arial"/>
           <w:lang w:val="es-PE" w:eastAsia="es-PE"/>
         </w:rPr>
-        <w:t xml:space="preserve"> Cubre el registro de la recopilación de información de entidades generadoras de información catastral y/</w:t>
-      </w:r>
-      <w:proofErr w:type="spellStart"/>
-      <w:r>
-        <w:rPr>
-          <w:rFonts w:ascii="Arial" w:eastAsia="Times New Roman" w:hAnsi="Arial" w:cs="Arial"/>
-          <w:lang w:val="es-PE" w:eastAsia="es-PE"/>
-        </w:rPr>
-        <w:t>o</w:t>
-      </w:r>
-      <w:proofErr w:type="spellEnd"/>
-      <w:r>
-        <w:rPr>
-          <w:rFonts w:ascii="Arial" w:eastAsia="Times New Roman" w:hAnsi="Arial" w:cs="Arial"/>
-          <w:lang w:val="es-PE" w:eastAsia="es-PE"/>
-        </w:rPr>
-        <w:t xml:space="preserve"> otras fuentes.</w:t>
+        <w:t xml:space="preserve"> Cubre el registro de la recopilación de información de entidades generadoras de información catastral y/o otras fuentes.</w:t>
       </w:r>
     </w:p>
     <w:p>
@@ -505,7 +554,79 @@
           <w:bCs/>
           <w:lang w:val="es-PE" w:eastAsia="es-PE"/>
         </w:rPr>
-        <w:t>Módulo Regularización de la condición técnico legal de predios:</w:t>
+        <w:t xml:space="preserve">Módulo Regularización de la </w:t>
+      </w:r>
+      <w:r>
+        <w:rPr>
+          <w:rFonts w:ascii="Arial" w:eastAsia="Times New Roman" w:hAnsi="Arial" w:cs="Arial"/>
+          <w:b/>
+          <w:bCs/>
+          <w:lang w:val="es-PE" w:eastAsia="es-PE"/>
+        </w:rPr>
+        <w:t>C</w:t>
+      </w:r>
+      <w:r>
+        <w:rPr>
+          <w:rFonts w:ascii="Arial" w:eastAsia="Times New Roman" w:hAnsi="Arial" w:cs="Arial"/>
+          <w:b/>
+          <w:bCs/>
+          <w:lang w:val="es-PE" w:eastAsia="es-PE"/>
+        </w:rPr>
+        <w:t xml:space="preserve">ondición </w:t>
+      </w:r>
+      <w:r>
+        <w:rPr>
+          <w:rFonts w:ascii="Arial" w:eastAsia="Times New Roman" w:hAnsi="Arial" w:cs="Arial"/>
+          <w:b/>
+          <w:bCs/>
+          <w:lang w:val="es-PE" w:eastAsia="es-PE"/>
+        </w:rPr>
+        <w:t>T</w:t>
+      </w:r>
+      <w:r>
+        <w:rPr>
+          <w:rFonts w:ascii="Arial" w:eastAsia="Times New Roman" w:hAnsi="Arial" w:cs="Arial"/>
+          <w:b/>
+          <w:bCs/>
+          <w:lang w:val="es-PE" w:eastAsia="es-PE"/>
+        </w:rPr>
+        <w:t xml:space="preserve">écnico </w:t>
+      </w:r>
+      <w:r>
+        <w:rPr>
+          <w:rFonts w:ascii="Arial" w:eastAsia="Times New Roman" w:hAnsi="Arial" w:cs="Arial"/>
+          <w:b/>
+          <w:bCs/>
+          <w:lang w:val="es-PE" w:eastAsia="es-PE"/>
+        </w:rPr>
+        <w:t>L</w:t>
+      </w:r>
+      <w:r>
+        <w:rPr>
+          <w:rFonts w:ascii="Arial" w:eastAsia="Times New Roman" w:hAnsi="Arial" w:cs="Arial"/>
+          <w:b/>
+          <w:bCs/>
+          <w:lang w:val="es-PE" w:eastAsia="es-PE"/>
+        </w:rPr>
+        <w:t xml:space="preserve">egal de </w:t>
+      </w:r>
+      <w:r>
+        <w:rPr>
+          <w:rFonts w:ascii="Arial" w:eastAsia="Times New Roman" w:hAnsi="Arial" w:cs="Arial"/>
+          <w:b/>
+          <w:bCs/>
+          <w:lang w:val="es-PE" w:eastAsia="es-PE"/>
+        </w:rPr>
+        <w:t>P</w:t>
+      </w:r>
+      <w:r>
+        <w:rPr>
+          <w:rFonts w:ascii="Arial" w:eastAsia="Times New Roman" w:hAnsi="Arial" w:cs="Arial"/>
+          <w:b/>
+          <w:bCs/>
+          <w:lang w:val="es-PE" w:eastAsia="es-PE"/>
+        </w:rPr>
+        <w:t>redios:</w:t>
       </w:r>
       <w:r>
         <w:rPr>
@@ -816,14 +937,47 @@
           <w:bCs/>
           <w:lang w:val="es-PE" w:eastAsia="es-PE"/>
         </w:rPr>
-        <w:t>Módulo Gestión Legal y Emisión Resolutiva:</w:t>
-      </w:r>
-      <w:r>
-        <w:rPr>
-          <w:rFonts w:ascii="Arial" w:eastAsia="Times New Roman" w:hAnsi="Arial" w:cs="Arial"/>
-          <w:lang w:val="es-PE" w:eastAsia="es-PE"/>
-        </w:rPr>
-        <w:t xml:space="preserve"> Estructura el informe técnico legal (ITL) y el proyecto de resolución, articulando su revisión, validación y firma hasta la emisión del acto resolutivo correspondiente.</w:t>
+        <w:lastRenderedPageBreak/>
+        <w:t xml:space="preserve">Módulo Gestión Legal y Emisión </w:t>
+      </w:r>
+      <w:r>
+        <w:rPr>
+          <w:rFonts w:ascii="Arial" w:eastAsia="Times New Roman" w:hAnsi="Arial" w:cs="Arial"/>
+          <w:b/>
+          <w:bCs/>
+          <w:lang w:val="es-PE" w:eastAsia="es-PE"/>
+        </w:rPr>
+        <w:t>de la Resolución</w:t>
+      </w:r>
+      <w:r>
+        <w:rPr>
+          <w:rFonts w:ascii="Arial" w:eastAsia="Times New Roman" w:hAnsi="Arial" w:cs="Arial"/>
+          <w:b/>
+          <w:bCs/>
+          <w:lang w:val="es-PE" w:eastAsia="es-PE"/>
+        </w:rPr>
+        <w:t>:</w:t>
+      </w:r>
+      <w:r>
+        <w:rPr>
+          <w:rFonts w:ascii="Arial" w:eastAsia="Times New Roman" w:hAnsi="Arial" w:cs="Arial"/>
+          <w:lang w:val="es-PE" w:eastAsia="es-PE"/>
+        </w:rPr>
+        <w:t xml:space="preserve"> Estructura el informe técnico legal (ITL) y el proyecto de resolución, articulando su revisión, validación y firma hasta la emisión </w:t>
+      </w:r>
+      <w:r>
+        <w:rPr>
+          <w:rFonts w:ascii="Arial" w:eastAsia="Times New Roman" w:hAnsi="Arial" w:cs="Arial"/>
+          <w:lang w:val="es-PE" w:eastAsia="es-PE"/>
+        </w:rPr>
+        <w:t>de la resolución</w:t>
+      </w:r>
+      <w:r>
+        <w:rPr>
+          <w:rFonts w:ascii="Arial" w:eastAsia="Times New Roman" w:hAnsi="Arial" w:cs="Arial"/>
+          <w:lang w:val="es-PE" w:eastAsia="es-PE"/>
+        </w:rPr>
+        <w:t xml:space="preserve"> correspondiente.</w:t>
       </w:r>
     </w:p>
     <w:p>
@@ -950,7 +1104,25 @@
           <w:bCs/>
           <w:lang w:val="es-PE" w:eastAsia="es-PE"/>
         </w:rPr>
-        <w:t>7.6. Módulo de Gestión de la Inscripción de la Transferencia del Predio</w:t>
+        <w:t xml:space="preserve">7.6. Módulo de Gestión de la Inscripción de la </w:t>
+      </w:r>
+      <w:r>
+        <w:rPr>
+          <w:rFonts w:ascii="Arial" w:eastAsia="Times New Roman" w:hAnsi="Arial" w:cs="Arial"/>
+          <w:b/>
+          <w:bCs/>
+          <w:lang w:val="es-PE" w:eastAsia="es-PE"/>
+        </w:rPr>
+        <w:t>Adquisición</w:t>
+      </w:r>
+      <w:r>
+        <w:rPr>
+          <w:rFonts w:ascii="Arial" w:eastAsia="Times New Roman" w:hAnsi="Arial" w:cs="Arial"/>
+          <w:b/>
+          <w:bCs/>
+          <w:lang w:val="es-PE" w:eastAsia="es-PE"/>
+        </w:rPr>
+        <w:t xml:space="preserve"> del Predio</w:t>
       </w:r>
     </w:p>
     <w:p>
@@ -1066,64 +1238,85 @@
           <w:bCs/>
           <w:lang w:val="es-PE" w:eastAsia="es-PE"/>
         </w:rPr>
-        <w:t>7.8. Módulo de Gestión de la Información en BIM</w:t>
-      </w:r>
-    </w:p>
-    <w:p>
-      <w:pPr>
-        <w:spacing w:after="0" w:line="276" w:lineRule="auto"/>
-        <w:jc w:val="both"/>
-        <w:rPr>
-          <w:rFonts w:ascii="Arial" w:eastAsia="Times New Roman" w:hAnsi="Arial" w:cs="Arial"/>
-          <w:lang w:val="es-PE" w:eastAsia="es-PE"/>
-        </w:rPr>
-      </w:pPr>
-    </w:p>
-    <w:p>
-      <w:pPr>
-        <w:spacing w:after="0" w:line="276" w:lineRule="auto"/>
-        <w:jc w:val="both"/>
-        <w:rPr>
-          <w:rFonts w:ascii="Arial" w:eastAsia="Times New Roman" w:hAnsi="Arial" w:cs="Arial"/>
-          <w:lang w:val="es-PE" w:eastAsia="es-PE"/>
-        </w:rPr>
-      </w:pPr>
-      <w:r>
-        <w:rPr>
-          <w:rFonts w:ascii="Arial" w:eastAsia="Times New Roman" w:hAnsi="Arial" w:cs="Arial"/>
-          <w:lang w:val="es-PE" w:eastAsia="es-PE"/>
-        </w:rPr>
-        <w:t>Gestiona la información georreferenciada y documental del predio adquirido, consolidando los insumos validados para su transición hacia el entorno BIM y su integración progresiva al modelo federado.</w:t>
-      </w:r>
-    </w:p>
-    <w:p>
-      <w:pPr>
-        <w:spacing w:after="0" w:line="276" w:lineRule="auto"/>
-        <w:jc w:val="both"/>
-        <w:rPr>
-          <w:rFonts w:ascii="Arial" w:eastAsia="Times New Roman" w:hAnsi="Arial" w:cs="Arial"/>
-          <w:lang w:val="es-PE" w:eastAsia="es-PE"/>
-        </w:rPr>
-      </w:pPr>
-    </w:p>
-    <w:p>
-      <w:pPr>
-        <w:spacing w:after="0" w:line="276" w:lineRule="auto"/>
-        <w:jc w:val="both"/>
+        <w:t xml:space="preserve">7.8. Módulo de Gestión </w:t>
+      </w:r>
+      <w:r>
         <w:rPr>
           <w:rFonts w:ascii="Arial" w:eastAsia="Times New Roman" w:hAnsi="Arial" w:cs="Arial"/>
           <w:b/>
           <w:bCs/>
           <w:lang w:val="es-PE" w:eastAsia="es-PE"/>
         </w:rPr>
-      </w:pPr>
-      <w:r>
+        <w:t xml:space="preserve">Integrada de Información de Predios GIS-BIM </w:t>
+      </w:r>
+    </w:p>
+    <w:p>
+      <w:pPr>
+        <w:spacing w:after="0" w:line="276" w:lineRule="auto"/>
+        <w:jc w:val="both"/>
+        <w:rPr>
+          <w:rFonts w:ascii="Arial" w:eastAsia="Times New Roman" w:hAnsi="Arial" w:cs="Arial"/>
+          <w:color w:val="EE0000"/>
+          <w:lang w:val="es-PE" w:eastAsia="es-PE"/>
+        </w:rPr>
+      </w:pPr>
+    </w:p>
+    <w:p>
+      <w:pPr>
+        <w:spacing w:after="0" w:line="276" w:lineRule="auto"/>
+        <w:jc w:val="both"/>
+        <w:rPr>
+          <w:rFonts w:ascii="Arial" w:eastAsia="Times New Roman" w:hAnsi="Arial" w:cs="Arial"/>
+          <w:lang w:val="es-PE" w:eastAsia="es-PE"/>
+        </w:rPr>
+      </w:pPr>
+      <w:r>
+        <w:rPr>
+          <w:rFonts w:ascii="Arial" w:eastAsia="Times New Roman" w:hAnsi="Arial" w:cs="Arial"/>
+          <w:lang w:val="es-PE" w:eastAsia="es-PE"/>
+        </w:rPr>
+        <w:t>Establece un flujo de trabajo secuencial en el CDE, estructurado en dos hitos operativos: primero, la Fase I (Gestión de Predios), donde el CDE funciona exclusivamente como un repositorio GIS para la regularización legal y documental, garantizando que la información de predios se mantenga independiente del diseño; y segundo, la Fase II (Consolidación BIM), que inicia solo tras la certificación de “Adquisición” del predio. En esta última etapa, la geometría validada e inmutable se integra al modelo federado 3D (BIM). Solo en este punto, el equipo de diseño tiene la certeza de que los límites georreferenciados del terreno corresponden a un predio legalmente disponible.</w:t>
+      </w:r>
+    </w:p>
+    <w:p>
+      <w:pPr>
+        <w:spacing w:after="0" w:line="276" w:lineRule="auto"/>
+        <w:jc w:val="both"/>
+        <w:rPr>
+          <w:rFonts w:ascii="Arial" w:eastAsia="Times New Roman" w:hAnsi="Arial" w:cs="Arial"/>
+          <w:color w:val="EE0000"/>
+          <w:lang w:val="es-PE" w:eastAsia="es-PE"/>
+        </w:rPr>
+      </w:pPr>
+    </w:p>
+    <w:p>
+      <w:pPr>
+        <w:spacing w:after="0" w:line="276" w:lineRule="auto"/>
+        <w:jc w:val="both"/>
+        <w:rPr>
+          <w:rFonts w:ascii="Arial" w:eastAsia="Times New Roman" w:hAnsi="Arial" w:cs="Arial"/>
+          <w:lang w:val="es-PE" w:eastAsia="es-PE"/>
+        </w:rPr>
+      </w:pPr>
+    </w:p>
+    <w:p>
+      <w:pPr>
+        <w:spacing w:after="0" w:line="276" w:lineRule="auto"/>
+        <w:jc w:val="both"/>
         <w:rPr>
           <w:rFonts w:ascii="Arial" w:eastAsia="Times New Roman" w:hAnsi="Arial" w:cs="Arial"/>
           <w:b/>
           <w:bCs/>
           <w:lang w:val="es-PE" w:eastAsia="es-PE"/>
         </w:rPr>
+      </w:pPr>
+      <w:r>
+        <w:rPr>
+          <w:rFonts w:ascii="Arial" w:eastAsia="Times New Roman" w:hAnsi="Arial" w:cs="Arial"/>
+          <w:b/>
+          <w:bCs/>
+          <w:lang w:val="es-PE" w:eastAsia="es-PE"/>
+        </w:rPr>
         <w:t>7.9. Módulos Transversales</w:t>
       </w:r>
     </w:p>
@@ -1151,7 +1344,35 @@
           <w:rFonts w:ascii="Arial" w:eastAsia="Times New Roman" w:hAnsi="Arial" w:cs="Arial"/>
           <w:lang w:val="es-PE" w:eastAsia="es-PE"/>
         </w:rPr>
-        <w:t>Los módulos transversales brindan soporte funcional al proceso de gestión de predios, asegurando la seguridad, interoperabilidad, gestión social, seguimiento, monitoreo, gestión presupuestal y gestión del expediente digital.</w:t>
+        <w:t xml:space="preserve">Los módulos transversales brindan soporte funcional al proceso de </w:t>
+      </w:r>
+      <w:r>
+        <w:rPr>
+          <w:rFonts w:ascii="Arial" w:eastAsia="Times New Roman" w:hAnsi="Arial" w:cs="Arial"/>
+          <w:lang w:val="es-PE" w:eastAsia="es-PE"/>
+        </w:rPr>
+        <w:t>G</w:t>
+      </w:r>
+      <w:r>
+        <w:rPr>
+          <w:rFonts w:ascii="Arial" w:eastAsia="Times New Roman" w:hAnsi="Arial" w:cs="Arial"/>
+          <w:lang w:val="es-PE" w:eastAsia="es-PE"/>
+        </w:rPr>
+        <w:t xml:space="preserve">estión de </w:t>
+      </w:r>
+      <w:r>
+        <w:rPr>
+          <w:rFonts w:ascii="Arial" w:eastAsia="Times New Roman" w:hAnsi="Arial" w:cs="Arial"/>
+          <w:lang w:val="es-PE" w:eastAsia="es-PE"/>
+        </w:rPr>
+        <w:t>P</w:t>
+      </w:r>
+      <w:r>
+        <w:rPr>
+          <w:rFonts w:ascii="Arial" w:eastAsia="Times New Roman" w:hAnsi="Arial" w:cs="Arial"/>
+          <w:lang w:val="es-PE" w:eastAsia="es-PE"/>
+        </w:rPr>
+        <w:t>redios, asegurando la seguridad, interoperabilidad, gestión social, seguimiento, monitoreo, gestión presupuestal y gestión del expediente digital.</w:t>
       </w:r>
     </w:p>
     <w:p>
@@ -1233,7 +1454,35 @@
           <w:rFonts w:ascii="Arial" w:eastAsia="Times New Roman" w:hAnsi="Arial" w:cs="Arial"/>
           <w:lang w:val="es-PE" w:eastAsia="es-PE"/>
         </w:rPr>
-        <w:t xml:space="preserve"> Permite el intercambio seguro de información con entidades externas y sistemas internos vinculados a la gestión de predios, facilitando la consulta y validación de datos técnicos, legales, catastrales y registrales.</w:t>
+        <w:t xml:space="preserve"> Permite el intercambio seguro de información con entidades externas y sistemas internos vinculados a la </w:t>
+      </w:r>
+      <w:r>
+        <w:rPr>
+          <w:rFonts w:ascii="Arial" w:eastAsia="Times New Roman" w:hAnsi="Arial" w:cs="Arial"/>
+          <w:lang w:val="es-PE" w:eastAsia="es-PE"/>
+        </w:rPr>
+        <w:t>G</w:t>
+      </w:r>
+      <w:r>
+        <w:rPr>
+          <w:rFonts w:ascii="Arial" w:eastAsia="Times New Roman" w:hAnsi="Arial" w:cs="Arial"/>
+          <w:lang w:val="es-PE" w:eastAsia="es-PE"/>
+        </w:rPr>
+        <w:t xml:space="preserve">estión de </w:t>
+      </w:r>
+      <w:r>
+        <w:rPr>
+          <w:rFonts w:ascii="Arial" w:eastAsia="Times New Roman" w:hAnsi="Arial" w:cs="Arial"/>
+          <w:lang w:val="es-PE" w:eastAsia="es-PE"/>
+        </w:rPr>
+        <w:t>P</w:t>
+      </w:r>
+      <w:r>
+        <w:rPr>
+          <w:rFonts w:ascii="Arial" w:eastAsia="Times New Roman" w:hAnsi="Arial" w:cs="Arial"/>
+          <w:lang w:val="es-PE" w:eastAsia="es-PE"/>
+        </w:rPr>
+        <w:t>redios, facilitando la consulta y validación de datos técnicos, legales, catastrales y registrales.</w:t>
       </w:r>
     </w:p>
     <w:p>
@@ -1308,7 +1557,25 @@
           <w:bCs/>
           <w:lang w:val="es-PE" w:eastAsia="es-PE"/>
         </w:rPr>
-        <w:t xml:space="preserve">Módulo de Seguimiento de la Adquisición: </w:t>
+        <w:t>Módulo de Seguimiento de la Adquisición</w:t>
+      </w:r>
+      <w:r>
+        <w:rPr>
+          <w:rFonts w:ascii="Arial" w:eastAsia="Times New Roman" w:hAnsi="Arial" w:cs="Arial"/>
+          <w:b/>
+          <w:bCs/>
+          <w:lang w:val="es-PE" w:eastAsia="es-PE"/>
+        </w:rPr>
+        <w:t xml:space="preserve"> por el Sujeto Pasivo</w:t>
+      </w:r>
+      <w:r>
+        <w:rPr>
+          <w:rFonts w:ascii="Arial" w:eastAsia="Times New Roman" w:hAnsi="Arial" w:cs="Arial"/>
+          <w:b/>
+          <w:bCs/>
+          <w:lang w:val="es-PE" w:eastAsia="es-PE"/>
+        </w:rPr>
+        <w:t xml:space="preserve">: </w:t>
       </w:r>
       <w:r>
         <w:rPr>
@@ -1356,7 +1623,35 @@
           <w:rFonts w:ascii="Arial" w:eastAsia="Times New Roman" w:hAnsi="Arial" w:cs="Arial"/>
           <w:lang w:val="es-PE" w:eastAsia="es-PE"/>
         </w:rPr>
-        <w:t xml:space="preserve"> Consolida indicadores, alertas, reportes y tableros para monitorear el avance técnico, legal, social, económico y físico de la gestión de predios.</w:t>
+        <w:t xml:space="preserve"> Consolida indicadores, alertas, reportes y tableros para monitorear el avance técnico, legal, social, económico y físico de la </w:t>
+      </w:r>
+      <w:r>
+        <w:rPr>
+          <w:rFonts w:ascii="Arial" w:eastAsia="Times New Roman" w:hAnsi="Arial" w:cs="Arial"/>
+          <w:lang w:val="es-PE" w:eastAsia="es-PE"/>
+        </w:rPr>
+        <w:t>G</w:t>
+      </w:r>
+      <w:r>
+        <w:rPr>
+          <w:rFonts w:ascii="Arial" w:eastAsia="Times New Roman" w:hAnsi="Arial" w:cs="Arial"/>
+          <w:lang w:val="es-PE" w:eastAsia="es-PE"/>
+        </w:rPr>
+        <w:t xml:space="preserve">estión de </w:t>
+      </w:r>
+      <w:r>
+        <w:rPr>
+          <w:rFonts w:ascii="Arial" w:eastAsia="Times New Roman" w:hAnsi="Arial" w:cs="Arial"/>
+          <w:lang w:val="es-PE" w:eastAsia="es-PE"/>
+        </w:rPr>
+        <w:t>P</w:t>
+      </w:r>
+      <w:r>
+        <w:rPr>
+          <w:rFonts w:ascii="Arial" w:eastAsia="Times New Roman" w:hAnsi="Arial" w:cs="Arial"/>
+          <w:lang w:val="es-PE" w:eastAsia="es-PE"/>
+        </w:rPr>
+        <w:t>redios.</w:t>
       </w:r>
     </w:p>
     <w:p>
@@ -1397,7 +1692,35 @@
           <w:rFonts w:ascii="Arial" w:eastAsia="Times New Roman" w:hAnsi="Arial" w:cs="Arial"/>
           <w:lang w:val="es-PE" w:eastAsia="es-PE"/>
         </w:rPr>
-        <w:t xml:space="preserve"> Gestiona y monitorea los recursos presupuestales requeridos para la gestión de predios, centralizando información sobre disponibilidad, programación, ejecución económica y gastos operativos.</w:t>
+        <w:t xml:space="preserve"> Gestiona y monitorea los recursos presupuestales requeridos para la </w:t>
+      </w:r>
+      <w:r>
+        <w:rPr>
+          <w:rFonts w:ascii="Arial" w:eastAsia="Times New Roman" w:hAnsi="Arial" w:cs="Arial"/>
+          <w:lang w:val="es-PE" w:eastAsia="es-PE"/>
+        </w:rPr>
+        <w:t>G</w:t>
+      </w:r>
+      <w:r>
+        <w:rPr>
+          <w:rFonts w:ascii="Arial" w:eastAsia="Times New Roman" w:hAnsi="Arial" w:cs="Arial"/>
+          <w:lang w:val="es-PE" w:eastAsia="es-PE"/>
+        </w:rPr>
+        <w:t xml:space="preserve">estión de </w:t>
+      </w:r>
+      <w:r>
+        <w:rPr>
+          <w:rFonts w:ascii="Arial" w:eastAsia="Times New Roman" w:hAnsi="Arial" w:cs="Arial"/>
+          <w:lang w:val="es-PE" w:eastAsia="es-PE"/>
+        </w:rPr>
+        <w:t>P</w:t>
+      </w:r>
+      <w:r>
+        <w:rPr>
+          <w:rFonts w:ascii="Arial" w:eastAsia="Times New Roman" w:hAnsi="Arial" w:cs="Arial"/>
+          <w:lang w:val="es-PE" w:eastAsia="es-PE"/>
+        </w:rPr>
+        <w:t>redios, centralizando información sobre disponibilidad, programación, ejecución económica y gastos operativos.</w:t>
       </w:r>
     </w:p>
     <w:p>
@@ -1431,35 +1754,8 @@
           <w:bCs/>
           <w:lang w:val="es-PE" w:eastAsia="es-PE"/>
         </w:rPr>
-        <w:t>Módulo de Gestión del Expediente Predial Digital:</w:t>
-      </w:r>
-      <w:r>
-        <w:rPr>
-          <w:rFonts w:ascii="Arial" w:eastAsia="Times New Roman" w:hAnsi="Arial" w:cs="Arial"/>
-          <w:lang w:val="es-PE" w:eastAsia="es-PE"/>
-        </w:rPr>
-        <w:t xml:space="preserve"> Gestiona, organiza y controla la documentación generada durante el ciclo de vida de la gestión de predios, distinguiendo registros, actuados y productos que se incorporan progresivamente al Expediente Predial Digital.</w:t>
-      </w:r>
-    </w:p>
-    <w:p>
-      <w:pPr>
-        <w:spacing w:after="0" w:line="276" w:lineRule="auto"/>
-        <w:jc w:val="both"/>
-        <w:rPr>
-          <w:rFonts w:ascii="Arial" w:eastAsia="Times New Roman" w:hAnsi="Arial" w:cs="Arial"/>
-          <w:lang w:val="es-PE" w:eastAsia="es-PE"/>
-        </w:rPr>
-      </w:pPr>
-    </w:p>
-    <w:p>
-      <w:pPr>
-        <w:spacing w:after="0" w:line="276" w:lineRule="auto"/>
-        <w:jc w:val="both"/>
-        <w:rPr>
-          <w:rFonts w:ascii="Arial" w:eastAsia="Times New Roman" w:hAnsi="Arial" w:cs="Arial"/>
-          <w:lang w:val="es-PE" w:eastAsia="es-PE"/>
-        </w:rPr>
-      </w:pPr>
+        <w:t xml:space="preserve">Módulo de Gestión </w:t>
+      </w:r>
       <w:r>
         <w:rPr>
           <w:rFonts w:ascii="Arial" w:eastAsia="Times New Roman" w:hAnsi="Arial" w:cs="Arial"/>
@@ -1467,6 +1763,58 @@
           <w:bCs/>
           <w:lang w:val="es-PE" w:eastAsia="es-PE"/>
         </w:rPr>
+        <w:t>Documental de Registros y Productos</w:t>
+      </w:r>
+      <w:r>
+        <w:rPr>
+          <w:rFonts w:ascii="Arial" w:eastAsia="Times New Roman" w:hAnsi="Arial" w:cs="Arial"/>
+          <w:b/>
+          <w:bCs/>
+          <w:lang w:val="es-PE" w:eastAsia="es-PE"/>
+        </w:rPr>
+        <w:t>:</w:t>
+      </w:r>
+      <w:r>
+        <w:rPr>
+          <w:rFonts w:ascii="Arial" w:eastAsia="Times New Roman" w:hAnsi="Arial" w:cs="Arial"/>
+          <w:lang w:val="es-PE" w:eastAsia="es-PE"/>
+        </w:rPr>
+        <w:t xml:space="preserve"> </w:t>
+      </w:r>
+      <w:r>
+        <w:rPr>
+          <w:rFonts w:ascii="Arial" w:eastAsia="Times New Roman" w:hAnsi="Arial" w:cs="Arial"/>
+          <w:lang w:val="es-PE" w:eastAsia="es-PE"/>
+        </w:rPr>
+        <w:t>organiza, controla y custodia la documentación generada durante la Gestión de Predios, diferenciando los registros y productos resultantes de cada proceso, los cuales se incorporan progresivamente al Expediente Predial Digital como parte de la información técnica y legal del predio.</w:t>
+      </w:r>
+    </w:p>
+    <w:p>
+      <w:pPr>
+        <w:spacing w:after="0" w:line="276" w:lineRule="auto"/>
+        <w:jc w:val="both"/>
+        <w:rPr>
+          <w:rFonts w:ascii="Arial" w:eastAsia="Times New Roman" w:hAnsi="Arial" w:cs="Arial"/>
+          <w:lang w:val="es-PE" w:eastAsia="es-PE"/>
+        </w:rPr>
+      </w:pPr>
+    </w:p>
+    <w:p>
+      <w:pPr>
+        <w:spacing w:after="0" w:line="276" w:lineRule="auto"/>
+        <w:jc w:val="both"/>
+        <w:rPr>
+          <w:rFonts w:ascii="Arial" w:eastAsia="Times New Roman" w:hAnsi="Arial" w:cs="Arial"/>
+          <w:lang w:val="es-PE" w:eastAsia="es-PE"/>
+        </w:rPr>
+      </w:pPr>
+      <w:r>
+        <w:rPr>
+          <w:rFonts w:ascii="Arial" w:eastAsia="Times New Roman" w:hAnsi="Arial" w:cs="Arial"/>
+          <w:b/>
+          <w:bCs/>
+          <w:lang w:val="es-PE" w:eastAsia="es-PE"/>
+        </w:rPr>
         <w:t>Expediente Predial Digital</w:t>
       </w:r>
     </w:p>
@@ -1478,6 +1826,7 @@
           <w:rFonts w:ascii="Arial" w:eastAsia="Times New Roman" w:hAnsi="Arial" w:cs="Arial"/>
           <w:b/>
           <w:bCs/>
+          <w:color w:val="0070C0"/>
           <w:lang w:val="es-PE" w:eastAsia="es-PE"/>
         </w:rPr>
       </w:pPr>
@@ -1502,14 +1851,7 @@
           <w:rFonts w:ascii="Arial" w:eastAsia="Times New Roman" w:hAnsi="Arial" w:cs="Arial"/>
           <w:lang w:val="es-PE" w:eastAsia="es-PE"/>
         </w:rPr>
-        <w:t>El Expediente Predial Digital constituye el resultado consolidado de la documentación técnica y legal generada durante la gestión de un predio. Se conforma progresivamente conforme avanzan las etapas del proceso, incorporando únicamente los productos documentales validados, y permite consultar el expediente por predio, controlar versiones, registrar responsables, observaciones, validaciones y el estado del trámit</w:t>
-      </w:r>
-      <w:r>
-        <w:rPr>
-          <w:rFonts w:ascii="Arial" w:eastAsia="Times New Roman" w:hAnsi="Arial" w:cs="Arial"/>
-          <w:lang w:val="es-PE" w:eastAsia="es-PE"/>
-        </w:rPr>
-        <w:t>e.</w:t>
+        <w:t>El Expediente Predial Digital constituye el resultado consolidado de la documentación técnica y legal generada durante la Gestión de Predios. Se conforma progresivamente conforme avanzan las etapas del proceso, incorporando únicamente los productos validados.</w:t>
       </w:r>
     </w:p>
     <w:p>
